--- a/เอกสารบทที่ 1/บทที่ 1.docx
+++ b/เอกสารบทที่ 1/บทที่ 1.docx
@@ -36,7 +36,6 @@
           <w:bCs/>
           <w:sz w:val="32"/>
           <w:szCs w:val="32"/>
-          <w:cs/>
         </w:rPr>
       </w:pPr>
       <w:r>
@@ -50,6 +49,20 @@
         </w:rPr>
         <w:t>บทนำ</w:t>
       </w:r>
+    </w:p>
+    <w:p>
+      <w:pPr>
+        <w:spacing w:after="0" w:line="240" w:lineRule="auto"/>
+        <w:jc w:val="center"/>
+        <w:rPr>
+          <w:rFonts w:ascii="TH Sarabun New" w:hAnsi="TH Sarabun New" w:cs="TH Sarabun New"/>
+          <w:b/>
+          <w:bCs/>
+          <w:sz w:val="32"/>
+          <w:szCs w:val="32"/>
+          <w:cs/>
+        </w:rPr>
+      </w:pPr>
     </w:p>
     <w:p>
       <w:pPr>
@@ -416,13 +429,23 @@
         </w:rPr>
         <w:t>ด้วยเหตุนี้ คณะผู้จัดทำจึงมีแนวคิดที่จะพัฒนาระบบตรวจจับการล้มโดยอาศัยเทคโนโลยีการวิเคราะห์สถานะช่องสัญญาณวิทยุ (</w:t>
       </w:r>
-      <w:r>
-        <w:rPr>
-          <w:rFonts w:ascii="TH Sarabun New" w:hAnsi="TH Sarabun New" w:cs="TH Sarabun New"/>
-          <w:sz w:val="32"/>
-          <w:szCs w:val="32"/>
-        </w:rPr>
-        <w:t xml:space="preserve">WiFi Channel State Information: CSI) </w:t>
+      <w:proofErr w:type="spellStart"/>
+      <w:r>
+        <w:rPr>
+          <w:rFonts w:ascii="TH Sarabun New" w:hAnsi="TH Sarabun New" w:cs="TH Sarabun New"/>
+          <w:sz w:val="32"/>
+          <w:szCs w:val="32"/>
+        </w:rPr>
+        <w:t>WiFi</w:t>
+      </w:r>
+      <w:proofErr w:type="spellEnd"/>
+      <w:r>
+        <w:rPr>
+          <w:rFonts w:ascii="TH Sarabun New" w:hAnsi="TH Sarabun New" w:cs="TH Sarabun New"/>
+          <w:sz w:val="32"/>
+          <w:szCs w:val="32"/>
+        </w:rPr>
+        <w:t xml:space="preserve"> Channel State Information: CSI) </w:t>
       </w:r>
       <w:r>
         <w:rPr>
@@ -450,13 +473,23 @@
         </w:rPr>
         <w:t xml:space="preserve">ที่กระจายอยู่ตามมุมห้อง เพื่อรับคลื่นวิทยุที่สะท้อนกับสรีระมนุษย์ จากนั้นข้อมูลอนุกรมเวลาที่ได้จะถูกนำไปประมวลผลผ่านปัญญาประดิษฐ์สถาปัตยกรรม </w:t>
       </w:r>
-      <w:r>
-        <w:rPr>
-          <w:rFonts w:ascii="TH Sarabun New" w:hAnsi="TH Sarabun New" w:cs="TH Sarabun New"/>
-          <w:sz w:val="32"/>
-          <w:szCs w:val="32"/>
-        </w:rPr>
-        <w:t xml:space="preserve">Spatio-Temporal Transformer </w:t>
+      <w:proofErr w:type="spellStart"/>
+      <w:r>
+        <w:rPr>
+          <w:rFonts w:ascii="TH Sarabun New" w:hAnsi="TH Sarabun New" w:cs="TH Sarabun New"/>
+          <w:sz w:val="32"/>
+          <w:szCs w:val="32"/>
+        </w:rPr>
+        <w:t>Spatio</w:t>
+      </w:r>
+      <w:proofErr w:type="spellEnd"/>
+      <w:r>
+        <w:rPr>
+          <w:rFonts w:ascii="TH Sarabun New" w:hAnsi="TH Sarabun New" w:cs="TH Sarabun New"/>
+          <w:sz w:val="32"/>
+          <w:szCs w:val="32"/>
+        </w:rPr>
+        <w:t xml:space="preserve">-Temporal Transformer </w:t>
       </w:r>
       <w:r>
         <w:rPr>
@@ -480,10 +513,45 @@
         <w:jc w:val="thaiDistribute"/>
         <w:rPr>
           <w:rFonts w:ascii="TH Sarabun New" w:hAnsi="TH Sarabun New" w:cs="TH Sarabun New"/>
-          <w:sz w:val="32"/>
-          <w:szCs w:val="32"/>
-        </w:rPr>
-      </w:pPr>
+          <w:b/>
+          <w:bCs/>
+          <w:sz w:val="32"/>
+          <w:szCs w:val="32"/>
+        </w:rPr>
+      </w:pPr>
+      <w:r>
+        <w:rPr>
+          <w:rFonts w:ascii="TH Sarabun New" w:hAnsi="TH Sarabun New" w:cs="TH Sarabun New"/>
+          <w:b/>
+          <w:bCs/>
+          <w:sz w:val="32"/>
+          <w:szCs w:val="32"/>
+        </w:rPr>
+        <w:lastRenderedPageBreak/>
+        <w:t>1.2</w:t>
+      </w:r>
+      <w:r>
+        <w:rPr>
+          <w:rFonts w:ascii="TH Sarabun New" w:hAnsi="TH Sarabun New" w:cs="TH Sarabun New"/>
+          <w:b/>
+          <w:bCs/>
+          <w:sz w:val="32"/>
+          <w:szCs w:val="32"/>
+          <w:cs/>
+        </w:rPr>
+        <w:tab/>
+      </w:r>
+      <w:r>
+        <w:rPr>
+          <w:rFonts w:ascii="TH Sarabun New" w:hAnsi="TH Sarabun New" w:cs="TH Sarabun New" w:hint="cs"/>
+          <w:b/>
+          <w:bCs/>
+          <w:sz w:val="32"/>
+          <w:szCs w:val="32"/>
+          <w:cs/>
+        </w:rPr>
+        <w:t>วัตถุประสงค์</w:t>
+      </w:r>
     </w:p>
     <w:p>
       <w:pPr>
@@ -497,28 +565,13 @@
         <w:jc w:val="thaiDistribute"/>
         <w:rPr>
           <w:rFonts w:ascii="TH Sarabun New" w:hAnsi="TH Sarabun New" w:cs="TH Sarabun New"/>
-          <w:b/>
-          <w:bCs/>
-          <w:sz w:val="32"/>
-          <w:szCs w:val="32"/>
-        </w:rPr>
-      </w:pPr>
-      <w:r>
-        <w:rPr>
-          <w:rFonts w:ascii="TH Sarabun New" w:hAnsi="TH Sarabun New" w:cs="TH Sarabun New"/>
-          <w:b/>
-          <w:bCs/>
-          <w:sz w:val="32"/>
-          <w:szCs w:val="32"/>
-        </w:rPr>
-        <w:lastRenderedPageBreak/>
-        <w:t>1.2</w:t>
-      </w:r>
-      <w:r>
-        <w:rPr>
-          <w:rFonts w:ascii="TH Sarabun New" w:hAnsi="TH Sarabun New" w:cs="TH Sarabun New"/>
-          <w:b/>
-          <w:bCs/>
+          <w:sz w:val="32"/>
+          <w:szCs w:val="32"/>
+        </w:rPr>
+      </w:pPr>
+      <w:r>
+        <w:rPr>
+          <w:rFonts w:ascii="TH Sarabun New" w:hAnsi="TH Sarabun New" w:cs="TH Sarabun New"/>
           <w:sz w:val="32"/>
           <w:szCs w:val="32"/>
           <w:cs/>
@@ -527,14 +580,64 @@
       </w:r>
       <w:r>
         <w:rPr>
-          <w:rFonts w:ascii="TH Sarabun New" w:hAnsi="TH Sarabun New" w:cs="TH Sarabun New" w:hint="cs"/>
-          <w:b/>
-          <w:bCs/>
-          <w:sz w:val="32"/>
-          <w:szCs w:val="32"/>
-          <w:cs/>
-        </w:rPr>
-        <w:t>วัตถุประสงค์</w:t>
+          <w:rFonts w:ascii="TH Sarabun New" w:hAnsi="TH Sarabun New" w:cs="TH Sarabun New"/>
+          <w:sz w:val="32"/>
+          <w:szCs w:val="32"/>
+        </w:rPr>
+        <w:t>1.2.1</w:t>
+      </w:r>
+      <w:r>
+        <w:rPr>
+          <w:rFonts w:ascii="TH Sarabun New" w:hAnsi="TH Sarabun New" w:cs="TH Sarabun New"/>
+          <w:sz w:val="32"/>
+          <w:szCs w:val="32"/>
+          <w:cs/>
+        </w:rPr>
+        <w:tab/>
+      </w:r>
+      <w:r>
+        <w:rPr>
+          <w:rFonts w:ascii="TH Sarabun New" w:hAnsi="TH Sarabun New" w:cs="TH Sarabun New"/>
+          <w:sz w:val="32"/>
+          <w:szCs w:val="32"/>
+          <w:cs/>
+        </w:rPr>
+        <w:t xml:space="preserve">เพื่อพัฒนาระบบตรวจจับการล้มโดยใช้การวิเคราะห์ข้อมูลสถานะช่องสัญญาณวิทยุ </w:t>
+      </w:r>
+      <w:r>
+        <w:rPr>
+          <w:rFonts w:ascii="TH Sarabun New" w:hAnsi="TH Sarabun New" w:cs="TH Sarabun New"/>
+          <w:sz w:val="32"/>
+          <w:szCs w:val="32"/>
+        </w:rPr>
+        <w:t xml:space="preserve">            </w:t>
+      </w:r>
+      <w:proofErr w:type="spellStart"/>
+      <w:r>
+        <w:rPr>
+          <w:rFonts w:ascii="TH Sarabun New" w:hAnsi="TH Sarabun New" w:cs="TH Sarabun New"/>
+          <w:sz w:val="32"/>
+          <w:szCs w:val="32"/>
+        </w:rPr>
+        <w:t>WiFi</w:t>
+      </w:r>
+      <w:proofErr w:type="spellEnd"/>
+      <w:r>
+        <w:rPr>
+          <w:rFonts w:ascii="TH Sarabun New" w:hAnsi="TH Sarabun New" w:cs="TH Sarabun New"/>
+          <w:sz w:val="32"/>
+          <w:szCs w:val="32"/>
+        </w:rPr>
+        <w:t xml:space="preserve"> CSI </w:t>
+      </w:r>
+      <w:r>
+        <w:rPr>
+          <w:rFonts w:ascii="TH Sarabun New" w:hAnsi="TH Sarabun New" w:cs="TH Sarabun New"/>
+          <w:sz w:val="32"/>
+          <w:szCs w:val="32"/>
+          <w:cs/>
+        </w:rPr>
+        <w:t>โดยไม่ใช้กล้องวงจรปิดหรืออุปกรณ์สวมใส่ เพื่อรักษาความเป็นส่วนตัวของผู้ใช้งาน</w:t>
       </w:r>
     </w:p>
     <w:p>
@@ -558,83 +661,6 @@
           <w:rFonts w:ascii="TH Sarabun New" w:hAnsi="TH Sarabun New" w:cs="TH Sarabun New"/>
           <w:sz w:val="32"/>
           <w:szCs w:val="32"/>
-          <w:cs/>
-        </w:rPr>
-        <w:tab/>
-      </w:r>
-      <w:r>
-        <w:rPr>
-          <w:rFonts w:ascii="TH Sarabun New" w:hAnsi="TH Sarabun New" w:cs="TH Sarabun New"/>
-          <w:sz w:val="32"/>
-          <w:szCs w:val="32"/>
-        </w:rPr>
-        <w:t>1.2.1</w:t>
-      </w:r>
-      <w:r>
-        <w:rPr>
-          <w:rFonts w:ascii="TH Sarabun New" w:hAnsi="TH Sarabun New" w:cs="TH Sarabun New"/>
-          <w:sz w:val="32"/>
-          <w:szCs w:val="32"/>
-          <w:cs/>
-        </w:rPr>
-        <w:tab/>
-      </w:r>
-      <w:r>
-        <w:rPr>
-          <w:rFonts w:ascii="TH Sarabun New" w:hAnsi="TH Sarabun New" w:cs="TH Sarabun New"/>
-          <w:sz w:val="32"/>
-          <w:szCs w:val="32"/>
-          <w:cs/>
-        </w:rPr>
-        <w:t xml:space="preserve">เพื่อพัฒนาระบบตรวจจับการล้มโดยใช้การวิเคราะห์ข้อมูลสถานะช่องสัญญาณวิทยุ </w:t>
-      </w:r>
-      <w:r>
-        <w:rPr>
-          <w:rFonts w:ascii="TH Sarabun New" w:hAnsi="TH Sarabun New" w:cs="TH Sarabun New"/>
-          <w:sz w:val="32"/>
-          <w:szCs w:val="32"/>
-        </w:rPr>
-        <w:t xml:space="preserve">            </w:t>
-      </w:r>
-      <w:r>
-        <w:rPr>
-          <w:rFonts w:ascii="TH Sarabun New" w:hAnsi="TH Sarabun New" w:cs="TH Sarabun New"/>
-          <w:sz w:val="32"/>
-          <w:szCs w:val="32"/>
-        </w:rPr>
-        <w:t xml:space="preserve">WiFi CSI </w:t>
-      </w:r>
-      <w:r>
-        <w:rPr>
-          <w:rFonts w:ascii="TH Sarabun New" w:hAnsi="TH Sarabun New" w:cs="TH Sarabun New"/>
-          <w:sz w:val="32"/>
-          <w:szCs w:val="32"/>
-          <w:cs/>
-        </w:rPr>
-        <w:t>โดยไม่ใช้กล้องวงจรปิดหรืออุปกรณ์สวมใส่ เพื่อรักษาความเป็นส่วนตัวของผู้ใช้งาน</w:t>
-      </w:r>
-    </w:p>
-    <w:p>
-      <w:pPr>
-        <w:pStyle w:val="NormalWeb"/>
-        <w:tabs>
-          <w:tab w:val="left" w:pos="567"/>
-          <w:tab w:val="left" w:pos="1134"/>
-        </w:tabs>
-        <w:spacing w:before="0" w:beforeAutospacing="0" w:after="0" w:afterAutospacing="0"/>
-        <w:contextualSpacing/>
-        <w:jc w:val="thaiDistribute"/>
-        <w:rPr>
-          <w:rFonts w:ascii="TH Sarabun New" w:hAnsi="TH Sarabun New" w:cs="TH Sarabun New"/>
-          <w:sz w:val="32"/>
-          <w:szCs w:val="32"/>
-        </w:rPr>
-      </w:pPr>
-      <w:r>
-        <w:rPr>
-          <w:rFonts w:ascii="TH Sarabun New" w:hAnsi="TH Sarabun New" w:cs="TH Sarabun New"/>
-          <w:sz w:val="32"/>
-          <w:szCs w:val="32"/>
         </w:rPr>
         <w:tab/>
         <w:t>1.2.2</w:t>
@@ -657,13 +683,23 @@
         </w:rPr>
         <w:t xml:space="preserve">เพื่อประยุกต์ใช้โมเดลปัญญาประดิษฐ์สถาปัตยกรรม </w:t>
       </w:r>
-      <w:r>
-        <w:rPr>
-          <w:rFonts w:ascii="TH Sarabun New" w:hAnsi="TH Sarabun New" w:cs="TH Sarabun New"/>
-          <w:sz w:val="32"/>
-          <w:szCs w:val="32"/>
-        </w:rPr>
-        <w:t xml:space="preserve">Spatio-Temporal Transformer </w:t>
+      <w:proofErr w:type="spellStart"/>
+      <w:r>
+        <w:rPr>
+          <w:rFonts w:ascii="TH Sarabun New" w:hAnsi="TH Sarabun New" w:cs="TH Sarabun New"/>
+          <w:sz w:val="32"/>
+          <w:szCs w:val="32"/>
+        </w:rPr>
+        <w:t>Spatio</w:t>
+      </w:r>
+      <w:proofErr w:type="spellEnd"/>
+      <w:r>
+        <w:rPr>
+          <w:rFonts w:ascii="TH Sarabun New" w:hAnsi="TH Sarabun New" w:cs="TH Sarabun New"/>
+          <w:sz w:val="32"/>
+          <w:szCs w:val="32"/>
+        </w:rPr>
+        <w:t xml:space="preserve">-Temporal Transformer </w:t>
       </w:r>
       <w:r>
         <w:rPr>
@@ -987,13 +1023,23 @@
         </w:rPr>
         <w:t xml:space="preserve">ระบบประมวลผลการเคลื่อนไหวผ่านคลื่น </w:t>
       </w:r>
-      <w:r>
-        <w:rPr>
-          <w:rFonts w:ascii="TH Sarabun New" w:hAnsi="TH Sarabun New" w:cs="TH Sarabun New"/>
-          <w:sz w:val="32"/>
-          <w:szCs w:val="32"/>
-        </w:rPr>
-        <w:t xml:space="preserve">WiFi </w:t>
+      <w:proofErr w:type="spellStart"/>
+      <w:r>
+        <w:rPr>
+          <w:rFonts w:ascii="TH Sarabun New" w:hAnsi="TH Sarabun New" w:cs="TH Sarabun New"/>
+          <w:sz w:val="32"/>
+          <w:szCs w:val="32"/>
+        </w:rPr>
+        <w:t>WiFi</w:t>
+      </w:r>
+      <w:proofErr w:type="spellEnd"/>
+      <w:r>
+        <w:rPr>
+          <w:rFonts w:ascii="TH Sarabun New" w:hAnsi="TH Sarabun New" w:cs="TH Sarabun New"/>
+          <w:sz w:val="32"/>
+          <w:szCs w:val="32"/>
+        </w:rPr>
+        <w:t xml:space="preserve"> </w:t>
       </w:r>
       <w:r>
         <w:rPr>
@@ -1383,7 +1429,7 @@
         </w:tabs>
         <w:spacing w:after="0" w:line="240" w:lineRule="auto"/>
         <w:rPr>
-          <w:rFonts w:ascii="TH Sarabun New" w:hAnsi="TH Sarabun New" w:cs="TH Sarabun New" w:hint="cs"/>
+          <w:rFonts w:ascii="TH Sarabun New" w:hAnsi="TH Sarabun New" w:cs="TH Sarabun New"/>
           <w:sz w:val="32"/>
           <w:szCs w:val="32"/>
         </w:rPr>
@@ -1502,13 +1548,23 @@
         </w:rPr>
         <w:t xml:space="preserve">ได้รับระบบต้นแบบการตรวจจับการล้มแบบเรียลไทม์ที่ใช้สัญญาณ </w:t>
       </w:r>
-      <w:r>
-        <w:rPr>
-          <w:rFonts w:ascii="TH Sarabun New" w:hAnsi="TH Sarabun New" w:cs="TH Sarabun New"/>
-          <w:sz w:val="32"/>
-          <w:szCs w:val="32"/>
-        </w:rPr>
-        <w:t xml:space="preserve">WiFi CSI </w:t>
+      <w:proofErr w:type="spellStart"/>
+      <w:r>
+        <w:rPr>
+          <w:rFonts w:ascii="TH Sarabun New" w:hAnsi="TH Sarabun New" w:cs="TH Sarabun New"/>
+          <w:sz w:val="32"/>
+          <w:szCs w:val="32"/>
+        </w:rPr>
+        <w:t>WiFi</w:t>
+      </w:r>
+      <w:proofErr w:type="spellEnd"/>
+      <w:r>
+        <w:rPr>
+          <w:rFonts w:ascii="TH Sarabun New" w:hAnsi="TH Sarabun New" w:cs="TH Sarabun New"/>
+          <w:sz w:val="32"/>
+          <w:szCs w:val="32"/>
+        </w:rPr>
+        <w:t xml:space="preserve"> CSI </w:t>
       </w:r>
       <w:r>
         <w:rPr>
@@ -1570,13 +1626,23 @@
         </w:rPr>
         <w:t xml:space="preserve">ได้รับโมเดลปัญญาประดิษฐ์สถาปัตยกรรม </w:t>
       </w:r>
-      <w:r>
-        <w:rPr>
-          <w:rFonts w:ascii="TH Sarabun New" w:hAnsi="TH Sarabun New" w:cs="TH Sarabun New"/>
-          <w:sz w:val="32"/>
-          <w:szCs w:val="32"/>
-        </w:rPr>
-        <w:t xml:space="preserve">Spatio-Temporal Transformer </w:t>
+      <w:proofErr w:type="spellStart"/>
+      <w:r>
+        <w:rPr>
+          <w:rFonts w:ascii="TH Sarabun New" w:hAnsi="TH Sarabun New" w:cs="TH Sarabun New"/>
+          <w:sz w:val="32"/>
+          <w:szCs w:val="32"/>
+        </w:rPr>
+        <w:t>Spatio</w:t>
+      </w:r>
+      <w:proofErr w:type="spellEnd"/>
+      <w:r>
+        <w:rPr>
+          <w:rFonts w:ascii="TH Sarabun New" w:hAnsi="TH Sarabun New" w:cs="TH Sarabun New"/>
+          <w:sz w:val="32"/>
+          <w:szCs w:val="32"/>
+        </w:rPr>
+        <w:t xml:space="preserve">-Temporal Transformer </w:t>
       </w:r>
       <w:r>
         <w:rPr>
@@ -1641,13 +1707,142 @@
       </w:r>
     </w:p>
     <w:sectPr>
+      <w:headerReference w:type="default" r:id="rId7"/>
       <w:pgSz w:w="12240" w:h="15840"/>
-      <w:pgMar w:top="2160" w:right="1440" w:bottom="1440" w:left="2160" w:header="706" w:footer="706" w:gutter="0"/>
+      <w:pgMar w:top="2160" w:right="1440" w:bottom="1440" w:left="2160" w:header="1077" w:footer="709" w:gutter="0"/>
       <w:cols w:space="708"/>
+      <w:titlePg/>
       <w:docGrid w:linePitch="360"/>
     </w:sectPr>
   </w:body>
 </w:document>
+</file>
+
+<file path=word/endnotes.xml><?xml version="1.0" encoding="utf-8"?>
+<w:endnotes xmlns:wpc="http://schemas.microsoft.com/office/word/2010/wordprocessingCanvas" xmlns:cx="http://schemas.microsoft.com/office/drawing/2014/chartex" xmlns:cx1="http://schemas.microsoft.com/office/drawing/2015/9/8/chartex" xmlns:cx2="http://schemas.microsoft.com/office/drawing/2015/10/21/chartex" xmlns:cx3="http://schemas.microsoft.com/office/drawing/2016/5/9/chartex" xmlns:cx4="http://schemas.microsoft.com/office/drawing/2016/5/10/chartex" xmlns:cx5="http://schemas.microsoft.com/office/drawing/2016/5/11/chartex" xmlns:cx6="http://schemas.microsoft.com/office/drawing/2016/5/12/chartex" xmlns:cx7="http://schemas.microsoft.com/office/drawing/2016/5/13/chartex" xmlns:cx8="http://schemas.microsoft.com/office/drawing/2016/5/14/chartex" xmlns:mc="http://schemas.openxmlformats.org/markup-compatibility/2006" xmlns:aink="http://schemas.microsoft.com/office/drawing/2016/ink" xmlns:am3d="http://schemas.microsoft.com/office/drawing/2017/model3d" xmlns:o="urn:schemas-microsoft-com:office:office" xmlns:oel="http://schemas.microsoft.com/office/2019/extlst" xmlns:r="http://schemas.openxmlformats.org/officeDocument/2006/relationships" xmlns:m="http://schemas.openxmlformats.org/officeDocument/2006/math" xmlns:v="urn:schemas-microsoft-com:vml" xmlns:wp14="http://schemas.microsoft.com/office/word/2010/wordprocessingDrawing" xmlns:wp="http://schemas.openxmlformats.org/drawingml/2006/wordprocessingDrawing" xmlns:w10="urn:schemas-microsoft-com:office:word" xmlns:w="http://schemas.openxmlformats.org/wordprocessingml/2006/main" xmlns:w14="http://schemas.microsoft.com/office/word/2010/wordml" xmlns:w15="http://schemas.microsoft.com/office/word/2012/wordml" xmlns:w16cex="http://schemas.microsoft.com/office/word/2018/wordml/cex" xmlns:w16cid="http://schemas.microsoft.com/office/word/2016/wordml/cid" xmlns:w16="http://schemas.microsoft.com/office/word/2018/wordml" xmlns:w16du="http://schemas.microsoft.com/office/word/2023/wordml/word16du" xmlns:w16sdtdh="http://schemas.microsoft.com/office/word/2020/wordml/sdtdatahash" xmlns:w16sdtfl="http://schemas.microsoft.com/office/word/2024/wordml/sdtformatlock" xmlns:w16se="http://schemas.microsoft.com/office/word/2015/wordml/symex" xmlns:wpg="http://schemas.microsoft.com/office/word/2010/wordprocessingGroup" xmlns:wpi="http://schemas.microsoft.com/office/word/2010/wordprocessingInk" xmlns:wne="http://schemas.microsoft.com/office/word/2006/wordml" xmlns:wps="http://schemas.microsoft.com/office/word/2010/wordprocessingShape" mc:Ignorable="w14 w15 w16se w16cid w16 w16cex w16sdtdh w16sdtfl w16du wp14">
+  <w:endnote w:type="separator" w:id="-1">
+    <w:p>
+      <w:pPr>
+        <w:spacing w:after="0" w:line="240" w:lineRule="auto"/>
+      </w:pPr>
+      <w:r>
+        <w:separator/>
+      </w:r>
+    </w:p>
+  </w:endnote>
+  <w:endnote w:type="continuationSeparator" w:id="0">
+    <w:p>
+      <w:pPr>
+        <w:spacing w:after="0" w:line="240" w:lineRule="auto"/>
+      </w:pPr>
+      <w:r>
+        <w:continuationSeparator/>
+      </w:r>
+    </w:p>
+  </w:endnote>
+</w:endnotes>
+</file>
+
+<file path=word/footnotes.xml><?xml version="1.0" encoding="utf-8"?>
+<w:footnotes xmlns:wpc="http://schemas.microsoft.com/office/word/2010/wordprocessingCanvas" xmlns:cx="http://schemas.microsoft.com/office/drawing/2014/chartex" xmlns:cx1="http://schemas.microsoft.com/office/drawing/2015/9/8/chartex" xmlns:cx2="http://schemas.microsoft.com/office/drawing/2015/10/21/chartex" xmlns:cx3="http://schemas.microsoft.com/office/drawing/2016/5/9/chartex" xmlns:cx4="http://schemas.microsoft.com/office/drawing/2016/5/10/chartex" xmlns:cx5="http://schemas.microsoft.com/office/drawing/2016/5/11/chartex" xmlns:cx6="http://schemas.microsoft.com/office/drawing/2016/5/12/chartex" xmlns:cx7="http://schemas.microsoft.com/office/drawing/2016/5/13/chartex" xmlns:cx8="http://schemas.microsoft.com/office/drawing/2016/5/14/chartex" xmlns:mc="http://schemas.openxmlformats.org/markup-compatibility/2006" xmlns:aink="http://schemas.microsoft.com/office/drawing/2016/ink" xmlns:am3d="http://schemas.microsoft.com/office/drawing/2017/model3d" xmlns:o="urn:schemas-microsoft-com:office:office" xmlns:oel="http://schemas.microsoft.com/office/2019/extlst" xmlns:r="http://schemas.openxmlformats.org/officeDocument/2006/relationships" xmlns:m="http://schemas.openxmlformats.org/officeDocument/2006/math" xmlns:v="urn:schemas-microsoft-com:vml" xmlns:wp14="http://schemas.microsoft.com/office/word/2010/wordprocessingDrawing" xmlns:wp="http://schemas.openxmlformats.org/drawingml/2006/wordprocessingDrawing" xmlns:w10="urn:schemas-microsoft-com:office:word" xmlns:w="http://schemas.openxmlformats.org/wordprocessingml/2006/main" xmlns:w14="http://schemas.microsoft.com/office/word/2010/wordml" xmlns:w15="http://schemas.microsoft.com/office/word/2012/wordml" xmlns:w16cex="http://schemas.microsoft.com/office/word/2018/wordml/cex" xmlns:w16cid="http://schemas.microsoft.com/office/word/2016/wordml/cid" xmlns:w16="http://schemas.microsoft.com/office/word/2018/wordml" xmlns:w16du="http://schemas.microsoft.com/office/word/2023/wordml/word16du" xmlns:w16sdtdh="http://schemas.microsoft.com/office/word/2020/wordml/sdtdatahash" xmlns:w16sdtfl="http://schemas.microsoft.com/office/word/2024/wordml/sdtformatlock" xmlns:w16se="http://schemas.microsoft.com/office/word/2015/wordml/symex" xmlns:wpg="http://schemas.microsoft.com/office/word/2010/wordprocessingGroup" xmlns:wpi="http://schemas.microsoft.com/office/word/2010/wordprocessingInk" xmlns:wne="http://schemas.microsoft.com/office/word/2006/wordml" xmlns:wps="http://schemas.microsoft.com/office/word/2010/wordprocessingShape" mc:Ignorable="w14 w15 w16se w16cid w16 w16cex w16sdtdh w16sdtfl w16du wp14">
+  <w:footnote w:type="separator" w:id="-1">
+    <w:p>
+      <w:pPr>
+        <w:spacing w:after="0" w:line="240" w:lineRule="auto"/>
+      </w:pPr>
+      <w:r>
+        <w:separator/>
+      </w:r>
+    </w:p>
+  </w:footnote>
+  <w:footnote w:type="continuationSeparator" w:id="0">
+    <w:p>
+      <w:pPr>
+        <w:spacing w:after="0" w:line="240" w:lineRule="auto"/>
+      </w:pPr>
+      <w:r>
+        <w:continuationSeparator/>
+      </w:r>
+    </w:p>
+  </w:footnote>
+</w:footnotes>
+</file>
+
+<file path=word/header1.xml><?xml version="1.0" encoding="utf-8"?>
+<w:hdr xmlns:wpc="http://schemas.microsoft.com/office/word/2010/wordprocessingCanvas" xmlns:cx="http://schemas.microsoft.com/office/drawing/2014/chartex" xmlns:cx1="http://schemas.microsoft.com/office/drawing/2015/9/8/chartex" xmlns:cx2="http://schemas.microsoft.com/office/drawing/2015/10/21/chartex" xmlns:cx3="http://schemas.microsoft.com/office/drawing/2016/5/9/chartex" xmlns:cx4="http://schemas.microsoft.com/office/drawing/2016/5/10/chartex" xmlns:cx5="http://schemas.microsoft.com/office/drawing/2016/5/11/chartex" xmlns:cx6="http://schemas.microsoft.com/office/drawing/2016/5/12/chartex" xmlns:cx7="http://schemas.microsoft.com/office/drawing/2016/5/13/chartex" xmlns:cx8="http://schemas.microsoft.com/office/drawing/2016/5/14/chartex" xmlns:mc="http://schemas.openxmlformats.org/markup-compatibility/2006" xmlns:aink="http://schemas.microsoft.com/office/drawing/2016/ink" xmlns:am3d="http://schemas.microsoft.com/office/drawing/2017/model3d" xmlns:o="urn:schemas-microsoft-com:office:office" xmlns:oel="http://schemas.microsoft.com/office/2019/extlst" xmlns:r="http://schemas.openxmlformats.org/officeDocument/2006/relationships" xmlns:m="http://schemas.openxmlformats.org/officeDocument/2006/math" xmlns:v="urn:schemas-microsoft-com:vml" xmlns:wp14="http://schemas.microsoft.com/office/word/2010/wordprocessingDrawing" xmlns:wp="http://schemas.openxmlformats.org/drawingml/2006/wordprocessingDrawing" xmlns:w10="urn:schemas-microsoft-com:office:word" xmlns:w="http://schemas.openxmlformats.org/wordprocessingml/2006/main" xmlns:w14="http://schemas.microsoft.com/office/word/2010/wordml" xmlns:w15="http://schemas.microsoft.com/office/word/2012/wordml" xmlns:w16cex="http://schemas.microsoft.com/office/word/2018/wordml/cex" xmlns:w16cid="http://schemas.microsoft.com/office/word/2016/wordml/cid" xmlns:w16="http://schemas.microsoft.com/office/word/2018/wordml" xmlns:w16du="http://schemas.microsoft.com/office/word/2023/wordml/word16du" xmlns:w16sdtdh="http://schemas.microsoft.com/office/word/2020/wordml/sdtdatahash" xmlns:w16sdtfl="http://schemas.microsoft.com/office/word/2024/wordml/sdtformatlock" xmlns:w16se="http://schemas.microsoft.com/office/word/2015/wordml/symex" xmlns:wpg="http://schemas.microsoft.com/office/word/2010/wordprocessingGroup" xmlns:wpi="http://schemas.microsoft.com/office/word/2010/wordprocessingInk" xmlns:wne="http://schemas.microsoft.com/office/word/2006/wordml" xmlns:wps="http://schemas.microsoft.com/office/word/2010/wordprocessingShape" mc:Ignorable="w14 w15 w16se w16cid w16 w16cex w16sdtdh w16sdtfl w16du wp14">
+  <w:sdt>
+    <w:sdtPr>
+      <w:id w:val="115573038"/>
+      <w:docPartObj>
+        <w:docPartGallery w:val="Page Numbers (Top of Page)"/>
+        <w:docPartUnique/>
+      </w:docPartObj>
+    </w:sdtPr>
+    <w:sdtEndPr>
+      <w:rPr>
+        <w:rFonts w:ascii="TH Sarabun New" w:hAnsi="TH Sarabun New" w:cs="TH Sarabun New"/>
+        <w:noProof/>
+        <w:sz w:val="32"/>
+        <w:szCs w:val="36"/>
+      </w:rPr>
+    </w:sdtEndPr>
+    <w:sdtContent>
+      <w:p>
+        <w:pPr>
+          <w:pStyle w:val="Header"/>
+          <w:jc w:val="right"/>
+          <w:rPr>
+            <w:rFonts w:ascii="TH Sarabun New" w:hAnsi="TH Sarabun New" w:cs="TH Sarabun New"/>
+            <w:sz w:val="32"/>
+            <w:szCs w:val="36"/>
+          </w:rPr>
+        </w:pPr>
+        <w:r>
+          <w:rPr>
+            <w:rFonts w:ascii="TH Sarabun New" w:hAnsi="TH Sarabun New" w:cs="TH Sarabun New"/>
+            <w:sz w:val="32"/>
+            <w:szCs w:val="36"/>
+          </w:rPr>
+          <w:fldChar w:fldCharType="begin"/>
+        </w:r>
+        <w:r>
+          <w:rPr>
+            <w:rFonts w:ascii="TH Sarabun New" w:hAnsi="TH Sarabun New" w:cs="TH Sarabun New"/>
+            <w:sz w:val="32"/>
+            <w:szCs w:val="36"/>
+          </w:rPr>
+          <w:instrText xml:space="preserve"> PAGE   \* MERGEFORMAT </w:instrText>
+        </w:r>
+        <w:r>
+          <w:rPr>
+            <w:rFonts w:ascii="TH Sarabun New" w:hAnsi="TH Sarabun New" w:cs="TH Sarabun New"/>
+            <w:sz w:val="32"/>
+            <w:szCs w:val="36"/>
+          </w:rPr>
+          <w:fldChar w:fldCharType="separate"/>
+        </w:r>
+        <w:r>
+          <w:rPr>
+            <w:rFonts w:ascii="TH Sarabun New" w:hAnsi="TH Sarabun New" w:cs="TH Sarabun New"/>
+            <w:noProof/>
+            <w:sz w:val="32"/>
+            <w:szCs w:val="36"/>
+          </w:rPr>
+          <w:t>2</w:t>
+        </w:r>
+        <w:r>
+          <w:rPr>
+            <w:rFonts w:ascii="TH Sarabun New" w:hAnsi="TH Sarabun New" w:cs="TH Sarabun New"/>
+            <w:noProof/>
+            <w:sz w:val="32"/>
+            <w:szCs w:val="36"/>
+          </w:rPr>
+          <w:fldChar w:fldCharType="end"/>
+        </w:r>
+      </w:p>
+    </w:sdtContent>
+  </w:sdt>
+</w:hdr>
 </file>
 
 <file path=word/numbering.xml><?xml version="1.0" encoding="utf-8"?>
@@ -3228,6 +3423,7 @@
   <w:style w:type="character" w:default="1" w:styleId="DefaultParagraphFont">
     <w:name w:val="Default Paragraph Font"/>
     <w:uiPriority w:val="1"/>
+    <w:semiHidden/>
     <w:unhideWhenUsed/>
   </w:style>
   <w:style w:type="table" w:default="1" w:styleId="TableNormal">
@@ -3558,6 +3754,56 @@
       <w14:ligatures w14:val="none"/>
     </w:rPr>
   </w:style>
+  <w:style w:type="paragraph" w:styleId="Header">
+    <w:name w:val="header"/>
+    <w:basedOn w:val="Normal"/>
+    <w:link w:val="HeaderChar"/>
+    <w:uiPriority w:val="99"/>
+    <w:unhideWhenUsed/>
+    <w:rsid w:val="003750BB"/>
+    <w:pPr>
+      <w:tabs>
+        <w:tab w:val="center" w:pos="4419"/>
+        <w:tab w:val="right" w:pos="8838"/>
+      </w:tabs>
+      <w:spacing w:after="0" w:line="240" w:lineRule="auto"/>
+    </w:pPr>
+  </w:style>
+  <w:style w:type="character" w:customStyle="1" w:styleId="HeaderChar">
+    <w:name w:val="Header Char"/>
+    <w:basedOn w:val="DefaultParagraphFont"/>
+    <w:link w:val="Header"/>
+    <w:uiPriority w:val="99"/>
+    <w:rsid w:val="003750BB"/>
+    <w:rPr>
+      <w:rFonts w:cs="Angsana New"/>
+    </w:rPr>
+  </w:style>
+  <w:style w:type="paragraph" w:styleId="Footer">
+    <w:name w:val="footer"/>
+    <w:basedOn w:val="Normal"/>
+    <w:link w:val="FooterChar"/>
+    <w:uiPriority w:val="99"/>
+    <w:unhideWhenUsed/>
+    <w:rsid w:val="003750BB"/>
+    <w:pPr>
+      <w:tabs>
+        <w:tab w:val="center" w:pos="4419"/>
+        <w:tab w:val="right" w:pos="8838"/>
+      </w:tabs>
+      <w:spacing w:after="0" w:line="240" w:lineRule="auto"/>
+    </w:pPr>
+  </w:style>
+  <w:style w:type="character" w:customStyle="1" w:styleId="FooterChar">
+    <w:name w:val="Footer Char"/>
+    <w:basedOn w:val="DefaultParagraphFont"/>
+    <w:link w:val="Footer"/>
+    <w:uiPriority w:val="99"/>
+    <w:rsid w:val="003750BB"/>
+    <w:rPr>
+      <w:rFonts w:cs="Angsana New"/>
+    </w:rPr>
+  </w:style>
 </w:styles>
 </file>
 

--- a/เอกสารบทที่ 1/บทที่ 1.docx
+++ b/เอกสารบทที่ 1/บทที่ 1.docx
@@ -164,7 +164,25 @@
           <w:szCs w:val="32"/>
           <w:cs/>
         </w:rPr>
-        <w:t xml:space="preserve">ซึ่งมีประชากรผู้สูงอายุคิดเป็นร้อยละ </w:t>
+        <w:t>ซึ่งมีประชากรผู้สูงอายุ</w:t>
+      </w:r>
+      <w:r>
+        <w:rPr>
+          <w:rFonts w:ascii="TH Sarabun New" w:hAnsi="TH Sarabun New" w:cs="TH Sarabun New" w:hint="cs"/>
+          <w:sz w:val="32"/>
+          <w:szCs w:val="32"/>
+          <w:cs/>
+        </w:rPr>
+        <w:t xml:space="preserve">            </w:t>
+      </w:r>
+      <w:r>
+        <w:rPr>
+          <w:rFonts w:ascii="TH Sarabun New" w:hAnsi="TH Sarabun New" w:cs="TH Sarabun New"/>
+          <w:sz w:val="32"/>
+          <w:szCs w:val="32"/>
+          <w:cs/>
+        </w:rPr>
+        <w:t xml:space="preserve">คิดเป็นร้อยละ </w:t>
       </w:r>
       <w:r>
         <w:rPr>
@@ -194,11 +212,21 @@
       </w:r>
       <w:r>
         <w:rPr>
-          <w:rFonts w:ascii="TH Sarabun New" w:hAnsi="TH Sarabun New" w:cs="TH Sarabun New"/>
-          <w:sz w:val="32"/>
-          <w:szCs w:val="32"/>
-        </w:rPr>
-        <w:t xml:space="preserve">, </w:t>
+          <w:rFonts w:ascii="TH Sarabun New" w:hAnsi="TH Sarabun New" w:cs="TH Sarabun New" w:hint="cs"/>
+          <w:sz w:val="32"/>
+          <w:szCs w:val="32"/>
+          <w:cs/>
+        </w:rPr>
+        <w:t xml:space="preserve">      ปี</w:t>
+      </w:r>
+      <w:r>
+        <w:rPr>
+          <w:rFonts w:ascii="TH Sarabun New" w:hAnsi="TH Sarabun New" w:cs="TH Sarabun New" w:hint="cs"/>
+          <w:sz w:val="32"/>
+          <w:szCs w:val="32"/>
+          <w:cs/>
+        </w:rPr>
+        <w:t xml:space="preserve">พ.ศ. </w:t>
       </w:r>
       <w:r>
         <w:rPr>
@@ -224,7 +252,16 @@
           <w:szCs w:val="32"/>
           <w:cs/>
         </w:rPr>
-        <w:t xml:space="preserve">โดยผู้สูงอายุส่วนใหญ่มักอาศัยอยู่ลำพัง ในขณะเดียวกันประเทศญี่ปุ่นกลับประสบปัญหาขาดแคลนบุคลากรทางการแพทย์และผู้ดูแลผู้สูงอายุกว่า </w:t>
+        <w:t>โดยผู้สูงอายุส่วนใหญ่มักอาศัยอยู่ลำพัง ในขณะเดียวกันประเทศญี่ปุ่นกลับประสบปัญหาขาดแคลนบุคลากรทางการแพทย์และผู้ดูแลผู้สูงอายุกว่า</w:t>
+      </w:r>
+      <w:r>
+        <w:rPr>
+          <w:rFonts w:ascii="TH Sarabun New" w:hAnsi="TH Sarabun New" w:cs="TH Sarabun New" w:hint="cs"/>
+          <w:sz w:val="32"/>
+          <w:szCs w:val="32"/>
+          <w:cs/>
+        </w:rPr>
+        <w:t xml:space="preserve"> </w:t>
       </w:r>
       <w:r>
         <w:rPr>
@@ -241,7 +278,79 @@
           <w:szCs w:val="32"/>
           <w:cs/>
         </w:rPr>
-        <w:t>คน ทำให้เมื่อคนชราเกิดอุบัติเหตุ การเข้าถึงการช่วยเหลือจึงเป็นไปอย่างล่าช้า ทั้งนี้ ในทางการแพทย์มีช่วงเวลาสำคัญที่เรียกว่า "</w:t>
+        <w:t xml:space="preserve">คน ทำให้เมื่อคนชราเกิดอุบัติเหตุ </w:t>
+      </w:r>
+      <w:r>
+        <w:rPr>
+          <w:rFonts w:ascii="TH Sarabun New" w:hAnsi="TH Sarabun New" w:cs="TH Sarabun New" w:hint="cs"/>
+          <w:sz w:val="32"/>
+          <w:szCs w:val="32"/>
+          <w:cs/>
+        </w:rPr>
+        <w:t xml:space="preserve"> </w:t>
+      </w:r>
+      <w:r>
+        <w:rPr>
+          <w:rFonts w:ascii="TH Sarabun New" w:hAnsi="TH Sarabun New" w:cs="TH Sarabun New"/>
+          <w:sz w:val="32"/>
+          <w:szCs w:val="32"/>
+          <w:cs/>
+        </w:rPr>
+        <w:t>การเข้าถึงการช่วยเหลือจึงเป็นไปอย่างล่าช้า</w:t>
+      </w:r>
+      <w:r>
+        <w:rPr>
+          <w:rFonts w:ascii="TH Sarabun New" w:hAnsi="TH Sarabun New" w:cs="TH Sarabun New" w:hint="cs"/>
+          <w:sz w:val="32"/>
+          <w:szCs w:val="32"/>
+          <w:cs/>
+        </w:rPr>
+        <w:t xml:space="preserve"> </w:t>
+      </w:r>
+      <w:r>
+        <w:rPr>
+          <w:rFonts w:ascii="TH Sarabun New" w:hAnsi="TH Sarabun New" w:cs="TH Sarabun New"/>
+          <w:sz w:val="32"/>
+          <w:szCs w:val="32"/>
+          <w:cs/>
+        </w:rPr>
+        <w:t>ทั้งนี้</w:t>
+      </w:r>
+      <w:r>
+        <w:rPr>
+          <w:rFonts w:ascii="TH Sarabun New" w:hAnsi="TH Sarabun New" w:cs="TH Sarabun New" w:hint="cs"/>
+          <w:sz w:val="32"/>
+          <w:szCs w:val="32"/>
+          <w:cs/>
+        </w:rPr>
+        <w:t xml:space="preserve"> </w:t>
+      </w:r>
+      <w:r>
+        <w:rPr>
+          <w:rFonts w:ascii="TH Sarabun New" w:hAnsi="TH Sarabun New" w:cs="TH Sarabun New"/>
+          <w:sz w:val="32"/>
+          <w:szCs w:val="32"/>
+          <w:cs/>
+        </w:rPr>
+        <w:t xml:space="preserve">ในทางการแพทย์มีช่วงเวลาสำคัญที่เรียกว่า </w:t>
+      </w:r>
+      <w:r>
+        <w:rPr>
+          <w:rFonts w:ascii="TH Sarabun New" w:hAnsi="TH Sarabun New" w:cs="TH Sarabun New" w:hint="cs"/>
+          <w:sz w:val="32"/>
+          <w:szCs w:val="32"/>
+          <w:cs/>
+        </w:rPr>
+        <w:t xml:space="preserve">              </w:t>
+      </w:r>
+      <w:r>
+        <w:rPr>
+          <w:rFonts w:ascii="TH Sarabun New" w:hAnsi="TH Sarabun New" w:cs="TH Sarabun New"/>
+          <w:sz w:val="32"/>
+          <w:szCs w:val="32"/>
+          <w:cs/>
+        </w:rPr>
+        <w:t>"</w:t>
       </w:r>
       <w:r>
         <w:rPr>
@@ -258,7 +367,43 @@
           <w:szCs w:val="32"/>
           <w:cs/>
         </w:rPr>
-        <w:t xml:space="preserve">ซึ่งหากผู้ที่หกล้มไม่ได้รับการช่วยเหลืออย่างทันท่วงที จะมีอัตราการเสียชีวิตหรือทุพพลภาพถาวรสูงมาก สำหรับประเทศไทยเองก็กำลังก้าวเข้าสู่สังคมผู้สูงอายุอย่างเต็มรูปแบบเช่นกัน เนื่องจากอัตราการเกิดที่ลดลงอย่างต่อเนื่อง โดยในปี </w:t>
+        <w:t>ซึ่งหากผู้ที่หกล้มไม่ได้รับการช่วยเหลืออย่างทันท่วงที</w:t>
+      </w:r>
+      <w:r>
+        <w:rPr>
+          <w:rFonts w:ascii="TH Sarabun New" w:hAnsi="TH Sarabun New" w:cs="TH Sarabun New" w:hint="cs"/>
+          <w:sz w:val="32"/>
+          <w:szCs w:val="32"/>
+          <w:cs/>
+        </w:rPr>
+        <w:t xml:space="preserve"> </w:t>
+      </w:r>
+      <w:r>
+        <w:rPr>
+          <w:rFonts w:ascii="TH Sarabun New" w:hAnsi="TH Sarabun New" w:cs="TH Sarabun New"/>
+          <w:sz w:val="32"/>
+          <w:szCs w:val="32"/>
+          <w:cs/>
+        </w:rPr>
+        <w:t>จะมีอัตราการเสียชีวิตหรือ</w:t>
+      </w:r>
+      <w:r>
+        <w:rPr>
+          <w:rFonts w:ascii="TH Sarabun New" w:hAnsi="TH Sarabun New" w:cs="TH Sarabun New" w:hint="cs"/>
+          <w:sz w:val="32"/>
+          <w:szCs w:val="32"/>
+          <w:cs/>
+        </w:rPr>
+        <w:t xml:space="preserve">              </w:t>
+      </w:r>
+      <w:r>
+        <w:rPr>
+          <w:rFonts w:ascii="TH Sarabun New" w:hAnsi="TH Sarabun New" w:cs="TH Sarabun New"/>
+          <w:sz w:val="32"/>
+          <w:szCs w:val="32"/>
+          <w:cs/>
+        </w:rPr>
+        <w:t xml:space="preserve">ทุพพลภาพถาวรสูงมาก สำหรับประเทศไทยเองก็กำลังก้าวเข้าสู่สังคมผู้สูงอายุอย่างเต็มรูปแบบเช่นกัน เนื่องจากอัตราการเกิดที่ลดลงอย่างต่อเนื่อง โดยในปี </w:t>
       </w:r>
       <w:r>
         <w:rPr>
@@ -351,24 +496,87 @@
           <w:szCs w:val="32"/>
           <w:cs/>
         </w:rPr>
-        <w:t xml:space="preserve">ล้านคน หรือคิดเป็นร้อยละ </w:t>
-      </w:r>
-      <w:r>
-        <w:rPr>
-          <w:rFonts w:ascii="TH Sarabun New" w:hAnsi="TH Sarabun New" w:cs="TH Sarabun New"/>
-          <w:sz w:val="32"/>
-          <w:szCs w:val="32"/>
-        </w:rPr>
-        <w:t xml:space="preserve">30 </w:t>
-      </w:r>
-      <w:r>
-        <w:rPr>
-          <w:rFonts w:ascii="TH Sarabun New" w:hAnsi="TH Sarabun New" w:cs="TH Sarabun New"/>
-          <w:sz w:val="32"/>
-          <w:szCs w:val="32"/>
-          <w:cs/>
-        </w:rPr>
-        <w:t>ของผู้สูงอายุทั้งหมด โดยสถานที่ที่เกิดอุบัติเหตุบ่อยครั้งที่สุดคือห้องน้ำ ปัจจุบันแม้จะมีการใช้เทคโนโลยีเข้ามาช่วยเฝ้าระวัง แต่ก็ยังมีข้อจำกัดที่สำคัญ เช่น การติดตั้งกล้องวงจรปิด (</w:t>
+        <w:t>ล้านคน</w:t>
+      </w:r>
+      <w:r>
+        <w:rPr>
+          <w:rFonts w:ascii="TH Sarabun New" w:hAnsi="TH Sarabun New" w:cs="TH Sarabun New" w:hint="cs"/>
+          <w:sz w:val="32"/>
+          <w:szCs w:val="32"/>
+          <w:cs/>
+        </w:rPr>
+        <w:t xml:space="preserve"> </w:t>
+      </w:r>
+      <w:r>
+        <w:rPr>
+          <w:rFonts w:ascii="TH Sarabun New" w:hAnsi="TH Sarabun New" w:cs="TH Sarabun New"/>
+          <w:sz w:val="32"/>
+          <w:szCs w:val="32"/>
+          <w:cs/>
+        </w:rPr>
+        <w:t xml:space="preserve">หรือคิดเป็นร้อยละ </w:t>
+      </w:r>
+      <w:r>
+        <w:rPr>
+          <w:rFonts w:ascii="TH Sarabun New" w:hAnsi="TH Sarabun New" w:cs="TH Sarabun New"/>
+          <w:sz w:val="32"/>
+          <w:szCs w:val="32"/>
+        </w:rPr>
+        <w:t>30</w:t>
+      </w:r>
+      <w:r>
+        <w:rPr>
+          <w:rFonts w:ascii="TH Sarabun New" w:hAnsi="TH Sarabun New" w:cs="TH Sarabun New" w:hint="cs"/>
+          <w:sz w:val="32"/>
+          <w:szCs w:val="32"/>
+          <w:cs/>
+        </w:rPr>
+        <w:t xml:space="preserve"> </w:t>
+      </w:r>
+      <w:r>
+        <w:rPr>
+          <w:rFonts w:ascii="TH Sarabun New" w:hAnsi="TH Sarabun New" w:cs="TH Sarabun New"/>
+          <w:sz w:val="32"/>
+          <w:szCs w:val="32"/>
+          <w:cs/>
+        </w:rPr>
+        <w:t>ของผู้สูงอายุทั้งหมด โดยสถานที่เกิดอุบัติเหตุบ่อยครั้งที่สุดคือห้องน้ำ ปัจจุบันแม้จะมีการใช้เทคโนโลยีเข้ามาช่วยเฝ้าระวัง แต่ก็ยังมีข้อจำกัดที่สำคัญ เช่น</w:t>
+      </w:r>
+      <w:r>
+        <w:rPr>
+          <w:rFonts w:ascii="TH Sarabun New" w:hAnsi="TH Sarabun New" w:cs="TH Sarabun New" w:hint="cs"/>
+          <w:sz w:val="32"/>
+          <w:szCs w:val="32"/>
+          <w:cs/>
+        </w:rPr>
+        <w:t xml:space="preserve"> </w:t>
+      </w:r>
+      <w:r>
+        <w:rPr>
+          <w:rFonts w:ascii="TH Sarabun New" w:hAnsi="TH Sarabun New" w:cs="TH Sarabun New"/>
+          <w:sz w:val="32"/>
+          <w:szCs w:val="32"/>
+          <w:cs/>
+        </w:rPr>
+        <w:t>การติดตั้งกล้อง</w:t>
+      </w:r>
+      <w:r>
+        <w:rPr>
+          <w:rFonts w:ascii="TH Sarabun New" w:hAnsi="TH Sarabun New" w:cs="TH Sarabun New" w:hint="cs"/>
+          <w:sz w:val="32"/>
+          <w:szCs w:val="32"/>
+          <w:cs/>
+        </w:rPr>
+        <w:t xml:space="preserve">             </w:t>
+      </w:r>
+      <w:r>
+        <w:rPr>
+          <w:rFonts w:ascii="TH Sarabun New" w:hAnsi="TH Sarabun New" w:cs="TH Sarabun New"/>
+          <w:sz w:val="32"/>
+          <w:szCs w:val="32"/>
+          <w:cs/>
+        </w:rPr>
+        <w:t>วงจรปิด (</w:t>
       </w:r>
       <w:r>
         <w:rPr>
@@ -429,23 +637,13 @@
         </w:rPr>
         <w:t>ด้วยเหตุนี้ คณะผู้จัดทำจึงมีแนวคิดที่จะพัฒนาระบบตรวจจับการล้มโดยอาศัยเทคโนโลยีการวิเคราะห์สถานะช่องสัญญาณวิทยุ (</w:t>
       </w:r>
-      <w:proofErr w:type="spellStart"/>
-      <w:r>
-        <w:rPr>
-          <w:rFonts w:ascii="TH Sarabun New" w:hAnsi="TH Sarabun New" w:cs="TH Sarabun New"/>
-          <w:sz w:val="32"/>
-          <w:szCs w:val="32"/>
-        </w:rPr>
-        <w:t>WiFi</w:t>
-      </w:r>
-      <w:proofErr w:type="spellEnd"/>
-      <w:r>
-        <w:rPr>
-          <w:rFonts w:ascii="TH Sarabun New" w:hAnsi="TH Sarabun New" w:cs="TH Sarabun New"/>
-          <w:sz w:val="32"/>
-          <w:szCs w:val="32"/>
-        </w:rPr>
-        <w:t xml:space="preserve"> Channel State Information: CSI) </w:t>
+      <w:r>
+        <w:rPr>
+          <w:rFonts w:ascii="TH Sarabun New" w:hAnsi="TH Sarabun New" w:cs="TH Sarabun New"/>
+          <w:sz w:val="32"/>
+          <w:szCs w:val="32"/>
+        </w:rPr>
+        <w:t xml:space="preserve">WiFi Channel State Information: CSI) </w:t>
       </w:r>
       <w:r>
         <w:rPr>
@@ -612,23 +810,13 @@
         </w:rPr>
         <w:t xml:space="preserve">            </w:t>
       </w:r>
-      <w:proofErr w:type="spellStart"/>
-      <w:r>
-        <w:rPr>
-          <w:rFonts w:ascii="TH Sarabun New" w:hAnsi="TH Sarabun New" w:cs="TH Sarabun New"/>
-          <w:sz w:val="32"/>
-          <w:szCs w:val="32"/>
-        </w:rPr>
-        <w:t>WiFi</w:t>
-      </w:r>
-      <w:proofErr w:type="spellEnd"/>
-      <w:r>
-        <w:rPr>
-          <w:rFonts w:ascii="TH Sarabun New" w:hAnsi="TH Sarabun New" w:cs="TH Sarabun New"/>
-          <w:sz w:val="32"/>
-          <w:szCs w:val="32"/>
-        </w:rPr>
-        <w:t xml:space="preserve"> CSI </w:t>
+      <w:r>
+        <w:rPr>
+          <w:rFonts w:ascii="TH Sarabun New" w:hAnsi="TH Sarabun New" w:cs="TH Sarabun New"/>
+          <w:sz w:val="32"/>
+          <w:szCs w:val="32"/>
+        </w:rPr>
+        <w:t xml:space="preserve">WiFi CSI </w:t>
       </w:r>
       <w:r>
         <w:rPr>
@@ -724,7 +912,23 @@
           <w:sz w:val="32"/>
           <w:szCs w:val="32"/>
         </w:rPr>
+        <w:t>(</w:t>
+      </w:r>
+      <w:r>
+        <w:rPr>
+          <w:rFonts w:ascii="TH Sarabun New" w:hAnsi="TH Sarabun New" w:cs="TH Sarabun New"/>
+          <w:sz w:val="32"/>
+          <w:szCs w:val="32"/>
+        </w:rPr>
         <w:t>Time-series data</w:t>
+      </w:r>
+      <w:r>
+        <w:rPr>
+          <w:rFonts w:ascii="TH Sarabun New" w:hAnsi="TH Sarabun New" w:cs="TH Sarabun New"/>
+          <w:sz w:val="32"/>
+          <w:szCs w:val="32"/>
+        </w:rPr>
+        <w:t>)</w:t>
       </w:r>
     </w:p>
     <w:p>
@@ -1023,23 +1227,13 @@
         </w:rPr>
         <w:t xml:space="preserve">ระบบประมวลผลการเคลื่อนไหวผ่านคลื่น </w:t>
       </w:r>
-      <w:proofErr w:type="spellStart"/>
-      <w:r>
-        <w:rPr>
-          <w:rFonts w:ascii="TH Sarabun New" w:hAnsi="TH Sarabun New" w:cs="TH Sarabun New"/>
-          <w:sz w:val="32"/>
-          <w:szCs w:val="32"/>
-        </w:rPr>
-        <w:t>WiFi</w:t>
-      </w:r>
-      <w:proofErr w:type="spellEnd"/>
-      <w:r>
-        <w:rPr>
-          <w:rFonts w:ascii="TH Sarabun New" w:hAnsi="TH Sarabun New" w:cs="TH Sarabun New"/>
-          <w:sz w:val="32"/>
-          <w:szCs w:val="32"/>
-        </w:rPr>
-        <w:t xml:space="preserve"> </w:t>
+      <w:r>
+        <w:rPr>
+          <w:rFonts w:ascii="TH Sarabun New" w:hAnsi="TH Sarabun New" w:cs="TH Sarabun New"/>
+          <w:sz w:val="32"/>
+          <w:szCs w:val="32"/>
+        </w:rPr>
+        <w:t xml:space="preserve">WiFi </w:t>
       </w:r>
       <w:r>
         <w:rPr>
@@ -1291,7 +1485,24 @@
           <w:szCs w:val="32"/>
           <w:cs/>
         </w:rPr>
-        <w:t>เพื่อลดสัญญาณรบกวนและรองรับการทำงานในสภาพแวดล้อมที่เปลี่ยนแปลง</w:t>
+        <w:t>เพื่อ</w:t>
+      </w:r>
+      <w:r>
+        <w:rPr>
+          <w:rFonts w:ascii="TH Sarabun New" w:hAnsi="TH Sarabun New" w:cs="TH Sarabun New"/>
+          <w:sz w:val="32"/>
+          <w:szCs w:val="32"/>
+        </w:rPr>
+        <w:t xml:space="preserve">                 </w:t>
+      </w:r>
+      <w:r>
+        <w:rPr>
+          <w:rFonts w:ascii="TH Sarabun New" w:hAnsi="TH Sarabun New" w:cs="TH Sarabun New"/>
+          <w:sz w:val="32"/>
+          <w:szCs w:val="32"/>
+          <w:cs/>
+        </w:rPr>
+        <w:t>ลดสัญญาณรบกวนและรองรับการทำงานในสภาพแวดล้อมที่เปลี่ยนแปลง</w:t>
       </w:r>
     </w:p>
     <w:p>
@@ -1548,23 +1759,13 @@
         </w:rPr>
         <w:t xml:space="preserve">ได้รับระบบต้นแบบการตรวจจับการล้มแบบเรียลไทม์ที่ใช้สัญญาณ </w:t>
       </w:r>
-      <w:proofErr w:type="spellStart"/>
-      <w:r>
-        <w:rPr>
-          <w:rFonts w:ascii="TH Sarabun New" w:hAnsi="TH Sarabun New" w:cs="TH Sarabun New"/>
-          <w:sz w:val="32"/>
-          <w:szCs w:val="32"/>
-        </w:rPr>
-        <w:t>WiFi</w:t>
-      </w:r>
-      <w:proofErr w:type="spellEnd"/>
-      <w:r>
-        <w:rPr>
-          <w:rFonts w:ascii="TH Sarabun New" w:hAnsi="TH Sarabun New" w:cs="TH Sarabun New"/>
-          <w:sz w:val="32"/>
-          <w:szCs w:val="32"/>
-        </w:rPr>
-        <w:t xml:space="preserve"> CSI </w:t>
+      <w:r>
+        <w:rPr>
+          <w:rFonts w:ascii="TH Sarabun New" w:hAnsi="TH Sarabun New" w:cs="TH Sarabun New"/>
+          <w:sz w:val="32"/>
+          <w:szCs w:val="32"/>
+        </w:rPr>
+        <w:t xml:space="preserve">WiFi CSI </w:t>
       </w:r>
       <w:r>
         <w:rPr>
